--- a/20260831_SM_0802.docx
+++ b/20260831_SM_0802.docx
@@ -9,12 +9,12 @@
           <w:color w:val="C00000"/>
           <w:sz w:val="22"/>
         </w:rPr>
-        <w:t>ANNOTATED SUPPLEMENTARY MATERIAL – Issues highlighted in YELLOW, suggestions in BLUE</w:t>
+        <w:t>ANNOTATED SUPPLEMENTARY MATERIAL (20260831_SM_0802) – Yellow = needs change; Blue = suggestion</w:t>
       </w:r>
     </w:p>
     <w:p>
       <w:r>
-        <w:t>Date: 2026-08-31  |  New Model 3 (CPANM-NGS) added; Models 3→4, 4→5, 5→6 renumbered</w:t>
+        <w:t>Actual 20260831 results: CPANM-NGS (Model 3) CV R²=0.5041, MAE=92.95 m, 29 non-zero predictors, 27 stably selected</w:t>
       </w:r>
     </w:p>
     <w:p/>
@@ -234,7 +234,6 @@
       </w:r>
     </w:p>
     <w:p>
-      <w:pPr/>
       <w:r>
         <w:rPr>
           <w:highlight w:val="yellow"/>
@@ -249,11 +248,10 @@
           <w:color w:val="0070C0"/>
           <w:sz w:val="18"/>
         </w:rPr>
-        <w:t>[ANNOTATION: L1-LASSO bullet: 'Models 1-4' → 'Models 1-5' (now 5 continuous regression models).]</w:t>
+        <w:t>⚑ ISSUE: 'Models 1-4' → 'Models 1-5' (five continuous regression models; Model 6=NARC is the binary classifier)</w:t>
       </w:r>
     </w:p>
     <w:p>
-      <w:pPr/>
       <w:r>
         <w:rPr>
           <w:highlight w:val="yellow"/>
@@ -268,11 +266,10 @@
           <w:color w:val="0070C0"/>
           <w:sz w:val="18"/>
         </w:rPr>
-        <w:t>[ANNOTATION: SMOTE bullet: 'Model 5 (Non-Ambulatory Risk Classifier)' → 'Model 6'.]</w:t>
+        <w:t>⚑ ISSUE: 'Model 5 (Non-Ambulatory Risk Classifier)' → 'Model 6 (Non-Ambulatory Risk Classifier)'</w:t>
       </w:r>
     </w:p>
     <w:p>
-      <w:pPr/>
       <w:r>
         <w:rPr>
           <w:highlight w:val="yellow"/>
@@ -287,7 +284,7 @@
           <w:color w:val="0070C0"/>
           <w:sz w:val="18"/>
         </w:rPr>
-        <w:t>[ANNOTATION: Youden's J bullet: 'In Model 5' → 'In Model 6'.]</w:t>
+        <w:t>⚑ ISSUE: 'In Model 5' → 'In Model 6'</w:t>
       </w:r>
     </w:p>
     <w:p/>
@@ -325,7 +322,6 @@
       </w:r>
     </w:p>
     <w:p>
-      <w:pPr/>
       <w:r>
         <w:rPr>
           <w:highlight w:val="yellow"/>
@@ -340,7 +336,7 @@
           <w:color w:val="0070C0"/>
           <w:sz w:val="18"/>
         </w:rPr>
-        <w:t>[ANNOTATION: 'five core predictive models' → 'six core predictive models'; 'four continuous regression models' → 'five continuous regression models'. ADD Model 3 (CPANM-NGS) row in Table S2.]</w:t>
+        <w:t>⚑ ISSUE: 'five core predictive models' → 'six'; 'four continuous regression' → 'five'. ADD Model 3 (CPANM-NGS) row in Table S2: N=511, CV R²=0.5041, MAE=92.95 m, Train R²=0.5685, 29 non-zero, 27 stable.</w:t>
       </w:r>
     </w:p>
     <w:p>
@@ -371,7 +367,6 @@
       </w:r>
     </w:p>
     <w:p>
-      <w:pPr/>
       <w:r>
         <w:rPr>
           <w:highlight w:val="yellow"/>
@@ -388,7 +383,7 @@
           <w:color w:val="0070C0"/>
           <w:sz w:val="18"/>
         </w:rPr>
-        <w:t>[ANNOTATION: Table S3 abbreviations: 'PANM' → 'CPANM-GS'; ADD 'CPANM-NGS'. ADD CPANM-NGS column with variable selection counts from 20260831_LASSO_0802.]</w:t>
+        <w:t>⚑ ISSUE: Table S3 abbreviation 'PANM' → 'CPANM-GS'; ADD 'CPANM-NGS' column with variable selection counts from 20260831_LASSO_0802.</w:t>
       </w:r>
     </w:p>
     <w:p/>
@@ -466,7 +461,6 @@
       </w:r>
     </w:p>
     <w:p>
-      <w:pPr/>
       <w:r>
         <w:rPr>
           <w:highlight w:val="yellow"/>
@@ -481,7 +475,7 @@
           <w:color w:val="0070C0"/>
           <w:sz w:val="18"/>
         </w:rPr>
-        <w:t>[ANNOTATION: 'Model 5' (NARC in nutritional paradox paragraph) → 'Model 6'.]</w:t>
+        <w:t>⚑ ISSUE: 'Model 5' (NARC) → 'Model 6'; Models 1 and 2 references are correct. ADD note on whether same MNA1 paradox observed in CPANM-NGS (Model 3).</w:t>
       </w:r>
     </w:p>
     <w:p>
